--- a/Project_Planning_and_System_Design/UML_Diagrams/Dataflow_Diagram/DataFlow_Diagram_GroupG_EcosystemApp_Activity2.docx
+++ b/Project_Planning_and_System_Design/UML_Diagrams/Dataflow_Diagram/DataFlow_Diagram_GroupG_EcosystemApp_Activity2.docx
@@ -5,10 +5,10 @@
     <w:p>
       <w:r>
         <w:drawing>
-          <wp:inline distT="0" distB="0" distL="0" distR="0" wp14:anchorId="056171F6" wp14:editId="4CB0F959">
-            <wp:extent cx="8420100" cy="6257925"/>
-            <wp:effectExtent l="0" t="0" r="0" b="9525"/>
-            <wp:docPr id="2113844691" name="Picture 1"/>
+          <wp:inline distT="0" distB="0" distL="0" distR="0" wp14:anchorId="76793340" wp14:editId="46EFFC49">
+            <wp:extent cx="8886825" cy="7000875"/>
+            <wp:effectExtent l="0" t="0" r="9525" b="9525"/>
+            <wp:docPr id="480434942" name="Picture 1"/>
             <wp:cNvGraphicFramePr>
               <a:graphicFrameLocks xmlns:a="http://schemas.openxmlformats.org/drawingml/2006/main" noChangeAspect="1"/>
             </wp:cNvGraphicFramePr>
@@ -16,7 +16,7 @@
               <a:graphicData uri="http://schemas.openxmlformats.org/drawingml/2006/picture">
                 <pic:pic xmlns:pic="http://schemas.openxmlformats.org/drawingml/2006/picture">
                   <pic:nvPicPr>
-                    <pic:cNvPr id="2113844691" name=""/>
+                    <pic:cNvPr id="480434942" name=""/>
                     <pic:cNvPicPr/>
                   </pic:nvPicPr>
                   <pic:blipFill>
@@ -28,7 +28,7 @@
                   <pic:spPr>
                     <a:xfrm>
                       <a:off x="0" y="0"/>
-                      <a:ext cx="8420100" cy="6257925"/>
+                      <a:ext cx="8890876" cy="7004066"/>
                     </a:xfrm>
                     <a:prstGeom prst="rect">
                       <a:avLst/>
